--- a/interventia5/comunicare/placa/Placa_sediu_GAL_fisa_tehnica.docx
+++ b/interventia5/comunicare/placa/Placa_sediu_GAL_fisa_tehnica.docx
@@ -21,7 +21,7 @@
           <w:color w:val="5A5A5A"/>
           <w:sz w:val="18"/>
         </w:rPr>
-        <w:t>Proiectul „Educație pentru mediu în teritoriul GAL Napoca Porolissum – micro-granturi pentru mediu”, contract C 36010804713061304413 / 08.09.2026. Realizată pe modelul oficial AFIR „A.2 – Placă FEADR LEADER” V3, după Anexa la contract „Materiale și activități de informare de tip publicitar” V3 (AFIR nr. 1790/28.01.2026, republicată pe afir.ro la 05.10.2026), pct. A-(2). Versiunea 1, 07.10.2026.</w:t>
+        <w:t>Proiectul „Educație pentru mediu în teritoriul GAL Napoca Porolissum – micro-granturi pentru mediu”, contract C 36010804713061304413 / 08.09.2026. Realizată pe modelul oficial AFIR „A.2 – Placă FEADR LEADER” V3, după Anexa la contract „Materiale și activități de informare de tip publicitar” V3 (AFIR nr. 1790/28.01.2026, republicată pe afir.ro la 05.10.2026), pct. A-(2). Versiunea 2, 07.10.2026.</w:t>
       </w:r>
     </w:p>
     <w:p>
@@ -74,8 +74,132 @@
           <w:color w:val="5A5A5A"/>
           <w:sz w:val="17"/>
         </w:rPr>
-        <w:t>Placa completată, 70 × 50 cm. Fișierul de tipar: placa/Placa_informativa_sediu_GAL_70x50cm.pdf (vectorial, fonturi încorporate).</w:t>
+        <w:t>Placa completată, 70 × 50 cm. Fișierul de lucru: placa/Placa_informativa_sediu_GAL_70x50cm_Calibri.pptx (textele în Calibri). Imaginea e o previzualizare cu Carlito, echivalentul metric al lui Calibri.</w:t>
       </w:r>
+    </w:p>
+    <w:tbl>
+      <w:tblPr>
+        <w:tblW w:w="9639" w:type="dxa"/>
+        <w:jc w:val="center"/>
+        <w:tblBorders>
+          <w:top w:val="single" w:sz="6" w:space="0" w:color="9CC79C"/>
+          <w:left w:val="single" w:sz="6" w:space="0" w:color="9CC79C"/>
+          <w:bottom w:val="single" w:sz="6" w:space="0" w:color="9CC79C"/>
+          <w:right w:val="single" w:sz="6" w:space="0" w:color="9CC79C"/>
+          <w:insideH w:val="single" w:sz="6" w:space="0" w:color="9CC79C"/>
+          <w:insideV w:val="single" w:sz="6" w:space="0" w:color="9CC79C"/>
+        </w:tblBorders>
+        <w:tblLayout w:type="fixed"/>
+        <w:tblLook w:firstColumn="1" w:firstRow="1" w:lastColumn="0" w:lastRow="0" w:noHBand="0" w:noVBand="1" w:val="04A0"/>
+      </w:tblPr>
+      <w:tblGrid>
+        <w:gridCol w:w="9639"/>
+      </w:tblGrid>
+      <w:tr>
+        <w:tc>
+          <w:tcPr>
+            <w:tcW w:type="dxa" w:w="9638"/>
+            <w:shd w:val="clear" w:color="auto" w:fill="EAF4EA"/>
+          </w:tcPr>
+          <w:p>
+            <w:pPr>
+              <w:spacing w:before="60"/>
+            </w:pPr>
+            <w:r>
+              <w:rPr>
+                <w:b/>
+                <w:i w:val="0"/>
+                <w:sz w:val="20"/>
+              </w:rPr>
+              <w:t>Ce s-a schimbat în versiunea 2</w:t>
+            </w:r>
+          </w:p>
+          <w:p>
+            <w:pPr>
+              <w:spacing w:after="60"/>
+            </w:pPr>
+            <w:r>
+              <w:rPr>
+                <w:b/>
+                <w:i w:val="0"/>
+                <w:sz w:val="19"/>
+              </w:rPr>
+              <w:t>Codul proiectului:</w:t>
+            </w:r>
+            <w:r>
+              <w:rPr>
+                <w:b w:val="0"/>
+                <w:i w:val="0"/>
+                <w:sz w:val="19"/>
+              </w:rPr>
+              <w:t xml:space="preserve"> F36010804713061304413, codul atribuit de AFIR, comunicat de GAL.</w:t>
+            </w:r>
+          </w:p>
+          <w:p>
+            <w:pPr>
+              <w:spacing w:after="60"/>
+            </w:pPr>
+            <w:r>
+              <w:rPr>
+                <w:b/>
+                <w:i w:val="0"/>
+                <w:sz w:val="19"/>
+              </w:rPr>
+              <w:t>Data de finalizare:</w:t>
+            </w:r>
+            <w:r>
+              <w:rPr>
+                <w:b w:val="0"/>
+                <w:i w:val="0"/>
+                <w:sz w:val="19"/>
+              </w:rPr>
+              <w:t xml:space="preserve"> 08/06/2028. Contractul prevede doar durata, 21 de luni, de la 08.09.2026. Termenul pe luni se încheie în ziua cu același număr din ultima lună: 08.09.2026 + 21 de luni = 08.06.2028.</w:t>
+            </w:r>
+          </w:p>
+          <w:p>
+            <w:pPr>
+              <w:spacing w:after="60"/>
+            </w:pPr>
+            <w:r>
+              <w:rPr>
+                <w:b/>
+                <w:i w:val="0"/>
+                <w:sz w:val="19"/>
+              </w:rPr>
+              <w:t>Fontul:</w:t>
+            </w:r>
+            <w:r>
+              <w:rPr>
+                <w:b w:val="0"/>
+                <w:i w:val="0"/>
+                <w:sz w:val="19"/>
+              </w:rPr>
+              <w:t xml:space="preserve"> textele introduse sunt acum în </w:t>
+            </w:r>
+            <w:r>
+              <w:rPr>
+                <w:b/>
+                <w:i w:val="0"/>
+                <w:sz w:val="19"/>
+              </w:rPr>
+              <w:t>Calibri</w:t>
+            </w:r>
+            <w:r>
+              <w:rPr>
+                <w:b w:val="0"/>
+                <w:i w:val="0"/>
+                <w:sz w:val="19"/>
+              </w:rPr>
+              <w:t>, cum cere anexa, într-un fișier PowerPoint de 70 × 50 cm. PDF-ul pentru tipografie se exportă din PowerPoint (pașii sunt la capitolul 3).</w:t>
+            </w:r>
+          </w:p>
+        </w:tc>
+      </w:tr>
+    </w:tbl>
+    <w:p>
+      <w:pPr>
+        <w:spacing w:after="0"/>
+      </w:pPr>
     </w:p>
     <w:tbl>
       <w:tblPr>
@@ -124,7 +248,7 @@
                 <w:i w:val="0"/>
                 <w:sz w:val="19"/>
               </w:rPr>
-              <w:t>1. Codul proiectului.</w:t>
+              <w:t>1. Proiectant / Executant.</w:t>
             </w:r>
             <w:r>
               <w:rPr>
@@ -132,7 +256,7 @@
                 <w:i w:val="0"/>
                 <w:sz w:val="19"/>
               </w:rPr>
-              <w:t xml:space="preserve"> Am trecut C36010804713061304413, adică numărul contractului. Anexa cere „codul cererii de finanțare atribuit de AFIR”: verificați în platforma AFIR că este același cod.</w:t>
+              <w:t xml:space="preserve"> La un proiect de servicii am trecut „Nu este cazul” la proiectant și GAL-ul ca executant. De confirmat cu OJFIR Cluj.</w:t>
             </w:r>
           </w:p>
           <w:p>
@@ -145,7 +269,7 @@
                 <w:i w:val="0"/>
                 <w:sz w:val="19"/>
               </w:rPr>
-              <w:t>2. Data de finalizare.</w:t>
+              <w:t>2. Localitatea și dimensiunea.</w:t>
             </w:r>
             <w:r>
               <w:rPr>
@@ -153,7 +277,7 @@
                 <w:i w:val="0"/>
                 <w:sz w:val="19"/>
               </w:rPr>
-              <w:t xml:space="preserve"> Am calculat 07.06.2028 (21 de luni de la 08.09.2026). Se ia din contract, din articolul despre durata de implementare.</w:t>
+              <w:t xml:space="preserve"> Am trecut toate cele 14 localități din cererea de finanțare, cu Gilău primul (ponderea cea mai mare, 9%). La 70 × 50 cm lista e scrisă mărunt; dacă vreți textul mai mare, placa se poate face 100 × 70 cm (aceleași proporții, anexa permite până la 100 × 140 cm).</w:t>
             </w:r>
           </w:p>
           <w:p>
@@ -166,7 +290,7 @@
                 <w:i w:val="0"/>
                 <w:sz w:val="19"/>
               </w:rPr>
-              <w:t>3. Proiectant / Executant.</w:t>
+              <w:t>3. Altă placă la sediu.</w:t>
             </w:r>
             <w:r>
               <w:rPr>
@@ -174,28 +298,7 @@
                 <w:i w:val="0"/>
                 <w:sz w:val="19"/>
               </w:rPr>
-              <w:t xml:space="preserve"> La un proiect de servicii am trecut „Nu este cazul” și, ca executant, GAL-ul. De confirmat cu OJFIR Cluj.</w:t>
-            </w:r>
-          </w:p>
-          <w:p>
-            <w:pPr>
-              <w:spacing w:after="60"/>
-            </w:pPr>
-            <w:r>
-              <w:rPr>
-                <w:b/>
-                <w:i w:val="0"/>
-                <w:sz w:val="19"/>
-              </w:rPr>
-              <w:t>4. Localitatea.</w:t>
-            </w:r>
-            <w:r>
-              <w:rPr>
-                <w:b w:val="0"/>
-                <w:i w:val="0"/>
-                <w:sz w:val="19"/>
-              </w:rPr>
-              <w:t xml:space="preserve"> Am trecut toate cele 14 localități din cererea de finanțare, cu Gilău primul (ponderea cea mai mare, 9%). La 70 × 50 cm lista e scrisă mărunt; dacă vreți textul mai mare, placa se poate face 100 × 70 cm (aceleași proporții, anexa permite până la 100 × 140 cm).</w:t>
+              <w:t xml:space="preserve"> Dacă la sediu există deja o placă pentru alt proiect FEADR al GAL, vedeți capitolul 4 (modelul multifond).</w:t>
             </w:r>
           </w:p>
         </w:tc>
@@ -397,7 +500,7 @@
                 <w:i w:val="0"/>
                 <w:sz w:val="17"/>
               </w:rPr>
-              <w:t>C36010804713061304413</w:t>
+              <w:t>F36010804713061304413</w:t>
             </w:r>
           </w:p>
         </w:tc>
@@ -416,7 +519,7 @@
                 <w:i w:val="0"/>
                 <w:sz w:val="17"/>
               </w:rPr>
-              <w:t>Contractul de finanțare (de confirmat, vezi mai sus)</w:t>
+              <w:t>Codul atribuit de AFIR (confirmat de GAL, 07.10.2026)</w:t>
             </w:r>
           </w:p>
         </w:tc>
@@ -770,7 +873,7 @@
                 <w:i w:val="0"/>
                 <w:sz w:val="17"/>
               </w:rPr>
-              <w:t>Proiect de servicii, fără proiectare</w:t>
+              <w:t>Proiect de servicii, fără proiectare (de confirmat)</w:t>
             </w:r>
           </w:p>
         </w:tc>
@@ -829,7 +932,7 @@
                 <w:i w:val="0"/>
                 <w:sz w:val="17"/>
               </w:rPr>
-              <w:t>GAL implementează direct proiectul</w:t>
+              <w:t>GAL implementează direct proiectul (de confirmat)</w:t>
             </w:r>
           </w:p>
         </w:tc>
@@ -928,7 +1031,7 @@
                 <w:i w:val="0"/>
                 <w:sz w:val="17"/>
               </w:rPr>
-              <w:t>07/06/2028</w:t>
+              <w:t>08/06/2028</w:t>
             </w:r>
           </w:p>
         </w:tc>
@@ -947,7 +1050,7 @@
                 <w:i w:val="0"/>
                 <w:sz w:val="17"/>
               </w:rPr>
-              <w:t>Finalul celor 21 de luni de implementare (de confirmat)</w:t>
+              <w:t>Contractul: 21 de luni de implementare de la 08.09.2026</w:t>
             </w:r>
           </w:p>
         </w:tc>
@@ -982,6 +1085,18 @@
           <w:i w:val="0"/>
         </w:rPr>
         <w:t xml:space="preserve"> din contract (138.643 euro). TVA-ul de 1.259 euro, suportat de GAL, nu apare: placa cere valoarea totală eligibilă și finanțarea nerambursabilă.</w:t>
+      </w:r>
+    </w:p>
+    <w:p>
+      <w:pPr>
+        <w:jc w:val="both"/>
+      </w:pPr>
+      <w:r>
+        <w:rPr>
+          <w:b w:val="0"/>
+          <w:i w:val="0"/>
+        </w:rPr>
+        <w:t>Dacă AFIR aprobă o prelungire a duratei de implementare, se schimbă doar data de finalizare: se corectează în PowerPoint și se retipărește placa (sau se aplică un autocolant cu noua dată, dacă tipografia îl poate potrivi exact).</w:t>
       </w:r>
     </w:p>
     <w:p>
@@ -1076,14 +1191,27 @@
           <w:b/>
           <w:i w:val="0"/>
         </w:rPr>
-        <w:t>Fontul.</w:t>
+        <w:t>Fontul este Calibri</w:t>
       </w:r>
       <w:r>
         <w:rPr>
           <w:b w:val="0"/>
           <w:i w:val="0"/>
         </w:rPr>
-        <w:t xml:space="preserve"> Anexa cere Calibri. Calibri e un font Microsoft, licențiat, pe care nu l-am putut folosi aici. Am folosit </w:t>
+        <w:t>, cum cere anexa: Bold pentru toate câmpurile, Regular pentru lista de localități. În PowerPoint, modelul AFIR este imaginea de fundal (vectorială), iar fiecare text este o casetă separată, în Calibri, așezată pe locul liniei punctate.</w:t>
+      </w:r>
+    </w:p>
+    <w:p>
+      <w:pPr>
+        <w:pStyle w:val="ListBullet"/>
+        <w:spacing w:after="60"/>
+      </w:pPr>
+      <w:r>
+        <w:rPr>
+          <w:b w:val="0"/>
+          <w:i w:val="0"/>
+        </w:rPr>
+        <w:t xml:space="preserve">Rândurile și centrările au fost calculate cu </w:t>
       </w:r>
       <w:r>
         <w:rPr>
@@ -1097,7 +1225,7 @@
           <w:b w:val="0"/>
           <w:i w:val="0"/>
         </w:rPr>
-        <w:t>, fontul liber creat ca echivalent metric al lui Calibri: aceleași lățimi de litere, aceeași așezare a textului, forme aproape identice. Dacă tipografia lucrează pe Windows, poate retasta aceleași texte în Calibri direct în modelul EPS de la AFIR, după tabelul de mai sus. Pozițiile nu se schimbă.</w:t>
+        <w:t>, fontul liber cu aceleași lățimi de litere ca Calibri, deci textul încape exact la fel. Previzualizarea din această fișă e randată cu Carlito; pe calculatorul cu Office se vede în Calibri.</w:t>
       </w:r>
     </w:p>
     <w:p>
@@ -1119,6 +1247,156 @@
       </w:pPr>
       <w:r>
         <w:t>3. Producție</w:t>
+      </w:r>
+    </w:p>
+    <w:p>
+      <w:pPr>
+        <w:pStyle w:val="Heading2"/>
+      </w:pPr>
+      <w:r>
+        <w:t>Exportul PDF-ului de tipar din PowerPoint</w:t>
+      </w:r>
+    </w:p>
+    <w:p>
+      <w:pPr>
+        <w:spacing w:after="60"/>
+        <w:ind w:left="340" w:hanging="340"/>
+      </w:pPr>
+      <w:r>
+        <w:rPr>
+          <w:b/>
+          <w:i w:val="0"/>
+        </w:rPr>
+        <w:t>1.</w:t>
+      </w:r>
+      <w:r>
+        <w:rPr>
+          <w:b w:val="0"/>
+          <w:i w:val="0"/>
+        </w:rPr>
+        <w:t xml:space="preserve"> Deschideți </w:t>
+      </w:r>
+      <w:r>
+        <w:rPr>
+          <w:b/>
+          <w:i w:val="0"/>
+        </w:rPr>
+        <w:t>Placa_informativa_sediu_GAL_70x50cm_Calibri.pptx</w:t>
+      </w:r>
+      <w:r>
+        <w:rPr>
+          <w:b w:val="0"/>
+          <w:i w:val="0"/>
+        </w:rPr>
+        <w:t xml:space="preserve"> pe un calculator cu Microsoft Office (Calibri vine cu Office). Nu mutați și nu redimensionați nimic: fundalul este modelul AFIR, iar casetele de text sunt deja la locul lor.</w:t>
+      </w:r>
+    </w:p>
+    <w:p>
+      <w:pPr>
+        <w:spacing w:after="60"/>
+        <w:ind w:left="340" w:hanging="340"/>
+      </w:pPr>
+      <w:r>
+        <w:rPr>
+          <w:b/>
+          <w:i w:val="0"/>
+        </w:rPr>
+        <w:t>2.</w:t>
+      </w:r>
+      <w:r>
+        <w:rPr>
+          <w:b w:val="0"/>
+          <w:i w:val="0"/>
+        </w:rPr>
+        <w:t xml:space="preserve"> Verificați încă o dată codul, sumele și datele.</w:t>
+      </w:r>
+    </w:p>
+    <w:p>
+      <w:pPr>
+        <w:spacing w:after="60"/>
+        <w:ind w:left="340" w:hanging="340"/>
+      </w:pPr>
+      <w:r>
+        <w:rPr>
+          <w:b/>
+          <w:i w:val="0"/>
+        </w:rPr>
+        <w:t>3.</w:t>
+      </w:r>
+      <w:r>
+        <w:rPr>
+          <w:b w:val="0"/>
+          <w:i w:val="0"/>
+        </w:rPr>
+        <w:t xml:space="preserve"> </w:t>
+      </w:r>
+      <w:r>
+        <w:rPr>
+          <w:b/>
+          <w:i w:val="0"/>
+        </w:rPr>
+        <w:t>Windows:</w:t>
+      </w:r>
+      <w:r>
+        <w:rPr>
+          <w:b w:val="0"/>
+          <w:i w:val="0"/>
+        </w:rPr>
+        <w:t xml:space="preserve"> Fișier → Export → Creare document PDF/XPS (File → Export → Create PDF/XPS Document) → Opțiuni: bifați „Compatibil ISO 19005-1 (PDF/A)” → Publicare. </w:t>
+      </w:r>
+      <w:r>
+        <w:rPr>
+          <w:b/>
+          <w:i w:val="0"/>
+        </w:rPr>
+        <w:t>Mac:</w:t>
+      </w:r>
+      <w:r>
+        <w:rPr>
+          <w:b w:val="0"/>
+          <w:i w:val="0"/>
+        </w:rPr>
+        <w:t xml:space="preserve"> Fișier → Export → PDF, calitate „Cea mai bună pentru imprimare” (Best for printing).</w:t>
+      </w:r>
+    </w:p>
+    <w:p>
+      <w:pPr>
+        <w:spacing w:after="60"/>
+        <w:ind w:left="340" w:hanging="340"/>
+      </w:pPr>
+      <w:r>
+        <w:rPr>
+          <w:b/>
+          <w:i w:val="0"/>
+        </w:rPr>
+        <w:t>4.</w:t>
+      </w:r>
+      <w:r>
+        <w:rPr>
+          <w:b w:val="0"/>
+          <w:i w:val="0"/>
+        </w:rPr>
+        <w:t xml:space="preserve"> PowerPoint încorporează automat fontul Calibri în PDF. Verificați în Adobe Reader: Fișier → Proprietăți → Fonturi trebuie să apară Calibri („Încorporat subset”). PDF-ul are 70 × 50 cm, la scara 1:1.</w:t>
+      </w:r>
+    </w:p>
+    <w:p>
+      <w:pPr>
+        <w:spacing w:after="60"/>
+        <w:ind w:left="340" w:hanging="340"/>
+      </w:pPr>
+      <w:r>
+        <w:rPr>
+          <w:b/>
+          <w:i w:val="0"/>
+        </w:rPr>
+        <w:t>5.</w:t>
+      </w:r>
+      <w:r>
+        <w:rPr>
+          <w:b w:val="0"/>
+          <w:i w:val="0"/>
+        </w:rPr>
+        <w:t xml:space="preserve"> Trimiteți PDF-ul tipografiei. Ca variantă, tipografia poate retasta textele în Calibri direct în modelul EPS de la AFIR, după tabelul de la capitolul 1.</w:t>
       </w:r>
     </w:p>
     <w:tbl>
@@ -1245,7 +1523,7 @@
                 <w:i w:val="0"/>
                 <w:sz w:val="17"/>
               </w:rPr>
-              <w:t>70 × 50 cm (lățime × înălțime), la scara 1:1 în PDF. Variantă opțională: 100 × 70 cm, aceleași proporții.</w:t>
+              <w:t>70 × 50 cm (lățime × înălțime), la scara 1:1. Variantă opțională: 100 × 70 cm, aceleași proporții (o pregătim la cerere).</w:t>
             </w:r>
           </w:p>
         </w:tc>
@@ -1344,6 +1622,65 @@
                 <w:i w:val="0"/>
                 <w:sz w:val="17"/>
               </w:rPr>
+              <w:t>Font</w:t>
+            </w:r>
+          </w:p>
+        </w:tc>
+        <w:tc>
+          <w:tcPr>
+            <w:tcW w:type="dxa" w:w="5329"/>
+          </w:tcPr>
+          <w:p>
+            <w:pPr>
+              <w:spacing w:before="40" w:after="40"/>
+            </w:pPr>
+            <w:r/>
+            <w:r>
+              <w:rPr>
+                <w:b w:val="0"/>
+                <w:i w:val="0"/>
+                <w:sz w:val="17"/>
+              </w:rPr>
+              <w:t>Calibri: negru pe alb, alb în casetele albastre.</w:t>
+            </w:r>
+          </w:p>
+        </w:tc>
+        <w:tc>
+          <w:tcPr>
+            <w:tcW w:type="dxa" w:w="2721"/>
+          </w:tcPr>
+          <w:p>
+            <w:pPr>
+              <w:spacing w:before="40" w:after="40"/>
+            </w:pPr>
+            <w:r/>
+            <w:r>
+              <w:rPr>
+                <w:b w:val="0"/>
+                <w:i w:val="0"/>
+                <w:sz w:val="17"/>
+              </w:rPr>
+              <w:t>Anexa V3, A-(2)</w:t>
+            </w:r>
+          </w:p>
+        </w:tc>
+      </w:tr>
+      <w:tr>
+        <w:tc>
+          <w:tcPr>
+            <w:tcW w:type="dxa" w:w="1587"/>
+          </w:tcPr>
+          <w:p>
+            <w:pPr>
+              <w:spacing w:before="40" w:after="40"/>
+            </w:pPr>
+            <w:r/>
+            <w:r>
+              <w:rPr>
+                <w:b w:val="0"/>
+                <w:i w:val="0"/>
+                <w:sz w:val="17"/>
+              </w:rPr>
               <w:t>Material</w:t>
             </w:r>
           </w:p>
@@ -1422,7 +1759,7 @@
                 <w:i w:val="0"/>
                 <w:sz w:val="17"/>
               </w:rPr>
-              <w:t>PDF vectorial cu fonturile încorporate. Modelul nu are margine de tăiere; tipografia poate adăuga 3 mm de fond alb dacă printează până la margine.</w:t>
+              <w:t>PDF exportat din Placa_informativa_sediu_GAL_70x50cm_Calibri.pptx, cu Calibri încorporat. Fundalul e vectorial (SVG); PowerPoint-urile mai vechi, fără SVG, folosesc o copie la 200 dpi. Modelul nu are margine de tăiere; tipografia poate adăuga 3 mm de fond alb dacă printează până la margine.</w:t>
             </w:r>
           </w:p>
         </w:tc>
@@ -1664,7 +2001,7 @@
         <w:color w:val="5A5A5A"/>
         <w:sz w:val="16"/>
       </w:rPr>
-      <w:t xml:space="preserve">Intervenția 5 – Placa informativă de la sediul GAL  ·  v1, 07.10.2026  ·  pagina </w:t>
+      <w:t xml:space="preserve">Intervenția 5 – Placa informativă de la sediul GAL  ·  v2, 07.10.2026  ·  pagina </w:t>
     </w:r>
     <w:r>
       <w:rPr>
